--- a/Q2/SD/semaine12/exo/SD_exam/src/aout25/aout2025/AF/Aout2025.docx
+++ b/Q2/SD/semaine12/exo/SD_exam/src/aout25/aout2025/AF/Aout2025.docx
@@ -3418,7 +3418,7 @@
         <w:pStyle w:val="List Paragraph"/>
         <w:numPr>
           <w:ilvl w:val="0"/>
-          <w:numId w:val="15"/>
+          <w:numId w:val="1"/>
         </w:numPr>
         <w:spacing/>
         <w:contextualSpacing/>
@@ -3455,7 +3455,7 @@
         <w:pStyle w:val="List Paragraph"/>
         <w:numPr>
           <w:ilvl w:val="0"/>
-          <w:numId w:val="15"/>
+          <w:numId w:val="1"/>
         </w:numPr>
         <w:spacing/>
         <w:contextualSpacing/>
@@ -4380,13 +4380,7 @@
           <w:sz w:val="24"/>
           <w:szCs w:val="24"/>
         </w:rPr>
-        <w:t xml:space="preserve">Il s’occupe de créer les différents emplacements et de les placer dans une table. </w:t>
-      </w:r>
-      <w:r>
-        <w:rPr>
-          <w:sz w:val="24"/>
-        </w:rPr>
-        <w:t xml:space="preserve">Chaque case de cette table correspond à un </w:t>
+        <w:t xml:space="preserve">Il s’occupe de créer les différents emplacements et de les placer dans une table. Chaque case de cette table correspond à un </w:t>
       </w:r>
       <w:r>
         <w:rPr>
@@ -4576,100 +4570,79 @@
           <w:rFonts w:ascii="Consolas" w:hAnsi="Consolas" w:cs="Consolas"/>
           <w:color w:val="0070C0"/>
         </w:rPr>
-        <w:t xml:space="preserve">boolean </w:t>
-      </w:r>
-      <w:r>
+        <w:t xml:space="preserve">boolean reserverPhase1(String demandeur, int numeroEmplacement)</w:t>
+      </w:r>
+    </w:p>
+    <w:p>
+      <w:pPr>
+        <w:pBdr/>
+        <w:pStyle w:val="Normal"/>
+        <w:spacing/>
+        <w:ind/>
+        <w:rPr>
+          <w:sz w:val="24"/>
+        </w:rPr>
+      </w:pPr>
+    </w:p>
+    <w:p>
+      <w:pPr>
+        <w:pBdr/>
+        <w:pStyle w:val="Normal"/>
+        <w:spacing/>
+        <w:ind/>
         <w:rPr>
           <w:rFonts w:ascii="Consolas" w:hAnsi="Consolas" w:cs="Consolas"/>
           <w:color w:val="0070C0"/>
         </w:rPr>
-        <w:t xml:space="preserve">reserverPhase1(String demandeur, int numeroEmplacement)</w:t>
-      </w:r>
-    </w:p>
-    <w:p>
-      <w:pPr>
-        <w:pBdr/>
-        <w:pStyle w:val="Normal"/>
-        <w:spacing/>
-        <w:ind/>
-        <w:rPr>
-          <w:sz w:val="24"/>
-        </w:rPr>
-      </w:pPr>
-    </w:p>
-    <w:p>
-      <w:pPr>
-        <w:pBdr/>
-        <w:pStyle w:val="Normal"/>
-        <w:spacing/>
-        <w:ind/>
+      </w:pPr>
+      <w:r>
+        <w:rPr>
+          <w:sz w:val="24"/>
+        </w:rPr>
+        <w:t xml:space="preserve">La méthode </w:t>
+      </w:r>
+      <w:r>
         <w:rPr>
           <w:rFonts w:ascii="Consolas" w:hAnsi="Consolas" w:cs="Consolas"/>
           <w:color w:val="0070C0"/>
         </w:rPr>
-      </w:pPr>
-      <w:r>
-        <w:rPr>
-          <w:sz w:val="24"/>
-        </w:rPr>
-        <w:t xml:space="preserve">La méthode </w:t>
-      </w:r>
-      <w:r>
+        <w:t xml:space="preserve">void changerPhase()</w:t>
+      </w:r>
+    </w:p>
+    <w:p>
+      <w:pPr>
+        <w:pBdr/>
+        <w:pStyle w:val="Normal"/>
+        <w:spacing/>
+        <w:ind/>
+        <w:rPr>
+          <w:sz w:val="24"/>
+        </w:rPr>
+      </w:pPr>
+    </w:p>
+    <w:p>
+      <w:pPr>
+        <w:pBdr/>
+        <w:pStyle w:val="Normal"/>
+        <w:spacing/>
+        <w:ind/>
         <w:rPr>
           <w:rFonts w:ascii="Consolas" w:hAnsi="Consolas" w:cs="Consolas"/>
           <w:color w:val="0070C0"/>
         </w:rPr>
-        <w:t xml:space="preserve">void </w:t>
+      </w:pPr>
+      <w:r>
+        <w:rPr>
+          <w:sz w:val="24"/>
+        </w:rPr>
+        <w:t xml:space="preserve">La méthode </w:t>
       </w:r>
       <w:r>
         <w:rPr>
           <w:rFonts w:ascii="Consolas" w:hAnsi="Consolas" w:cs="Consolas"/>
           <w:color w:val="0070C0"/>
         </w:rPr>
-        <w:t xml:space="preserve">changerPhase()</w:t>
-      </w:r>
-    </w:p>
-    <w:p>
-      <w:pPr>
-        <w:pBdr/>
-        <w:pStyle w:val="Normal"/>
-        <w:spacing/>
-        <w:ind/>
-        <w:rPr>
-          <w:sz w:val="24"/>
-        </w:rPr>
-      </w:pPr>
-    </w:p>
-    <w:p>
-      <w:pPr>
-        <w:pBdr/>
-        <w:pStyle w:val="Normal"/>
-        <w:spacing/>
-        <w:ind/>
-        <w:rPr>
-          <w:rFonts w:ascii="Consolas" w:hAnsi="Consolas" w:cs="Consolas"/>
-          <w:color w:val="0070C0"/>
-        </w:rPr>
-      </w:pPr>
-      <w:r>
-        <w:rPr>
-          <w:sz w:val="24"/>
-        </w:rPr>
-        <w:t xml:space="preserve">La méthode </w:t>
-      </w:r>
-      <w:r>
-        <w:rPr>
-          <w:rFonts w:ascii="Consolas" w:hAnsi="Consolas" w:cs="Consolas"/>
-          <w:color w:val="0070C0"/>
-        </w:rPr>
-        <w:t xml:space="preserve">int </w:t>
-      </w:r>
-      <w:r>
-        <w:rPr>
-          <w:rFonts w:ascii="Consolas" w:hAnsi="Consolas" w:cs="Consolas"/>
-          <w:color w:val="0070C0"/>
-        </w:rPr>
-        <w:t xml:space="preserve">reserverPhase2(String demandeur)</w:t>
+        <w:t xml:space="preserve">int reserverPhase2(String demandeur)</w:t>
       </w:r>
     </w:p>
     <w:p>
@@ -5669,7 +5642,7 @@
 
 <file path=word/numbering.xml><?xml version="1.0" encoding="utf-8"?>
 <w:numbering xmlns:wpc="http://schemas.microsoft.com/office/word/2010/wordprocessingCanvas" xmlns:mc="http://schemas.openxmlformats.org/markup-compatibility/2006" xmlns:o="urn:schemas-microsoft-com:office:office" xmlns:r="http://schemas.openxmlformats.org/officeDocument/2006/relationships" xmlns:m="http://schemas.openxmlformats.org/officeDocument/2006/math" xmlns:v="urn:schemas-microsoft-com:vml" xmlns:wp14="http://schemas.microsoft.com/office/word/2010/wordprocessingDrawing" xmlns:wp="http://schemas.openxmlformats.org/drawingml/2006/wordprocessingDrawing" xmlns:w10="urn:schemas-microsoft-com:office:word" xmlns:w="http://schemas.openxmlformats.org/wordprocessingml/2006/main" xmlns:w14="http://schemas.microsoft.com/office/word/2010/wordml" xmlns:w15="http://schemas.microsoft.com/office/word/2012/wordml" xmlns:wpg="http://schemas.microsoft.com/office/word/2010/wordprocessingGroup" xmlns:wpi="http://schemas.microsoft.com/office/word/2010/wordprocessingInk" xmlns:wne="http://schemas.microsoft.com/office/word/2006/wordml" xmlns:wps="http://schemas.microsoft.com/office/word/2010/wordprocessingShape" mc:Ignorable="w14 w15 wp14">
-  <w:abstractNum w:abstractNumId="14">
+  <w:abstractNum w:abstractNumId="0">
     <w:nsid w:val="5C404562"/>
     <w:lvl w:ilvl="0">
       <w:start w:val="0"/>
@@ -5798,8 +5771,8 @@
       </w:rPr>
     </w:lvl>
   </w:abstractNum>
-  <w:num w:numId="15">
-    <w:abstractNumId w:val="14"/>
+  <w:num w:numId="1">
+    <w:abstractNumId w:val="0"/>
   </w:num>
 </w:numbering>
 </file>
